--- a/labs-examples/vitrual-machines/lab-1/Отчет №1.docx
+++ b/labs-examples/vitrual-machines/lab-1/Отчет №1.docx
@@ -579,23 +579,107 @@
           <w:sz w:val="28"/>
           <w:szCs w:val="28"/>
         </w:rPr>
+        <w:t xml:space="preserve"> Используя комплекс программ, разработанный в первом семестр</w:t>
+      </w:r>
+      <w:r>
+        <w:rPr>
+          <w:rFonts w:ascii="Times New Roman" w:hAnsi="Times New Roman" w:cs="Times New Roman"/>
+          <w:sz w:val="28"/>
+          <w:szCs w:val="28"/>
+        </w:rPr>
+        <w:t>е изучения дисциплины Системное</w:t>
+      </w:r>
+      <w:r>
+        <w:rPr>
+          <w:rFonts w:ascii="Times New Roman" w:hAnsi="Times New Roman" w:cs="Times New Roman"/>
+          <w:sz w:val="28"/>
+          <w:szCs w:val="28"/>
+        </w:rPr>
+        <w:t xml:space="preserve"> программное обеспечение, реализовать формирование модели програ</w:t>
+      </w:r>
+      <w:r>
+        <w:rPr>
+          <w:rFonts w:ascii="Times New Roman" w:hAnsi="Times New Roman" w:cs="Times New Roman"/>
+          <w:sz w:val="28"/>
+          <w:szCs w:val="28"/>
+        </w:rPr>
+        <w:t>ммы в терминах системы и модели</w:t>
+      </w:r>
+      <w:r>
+        <w:rPr>
+          <w:rFonts w:ascii="Times New Roman" w:hAnsi="Times New Roman" w:cs="Times New Roman"/>
+          <w:sz w:val="28"/>
+          <w:szCs w:val="28"/>
+        </w:rPr>
+        <w:t xml:space="preserve"> памяти команд виртуальной машины по вариан</w:t>
+      </w:r>
+      <w:r>
+        <w:rPr>
+          <w:rFonts w:ascii="Times New Roman" w:hAnsi="Times New Roman" w:cs="Times New Roman"/>
+          <w:sz w:val="28"/>
+          <w:szCs w:val="28"/>
+        </w:rPr>
+        <w:t>ту. Полученную модель программы</w:t>
+      </w:r>
+      <w:r>
+        <w:rPr>
+          <w:rFonts w:ascii="Times New Roman" w:hAnsi="Times New Roman" w:cs="Times New Roman"/>
+          <w:sz w:val="28"/>
+          <w:szCs w:val="28"/>
+        </w:rPr>
         <w:t xml:space="preserve"> </w:t>
       </w:r>
-      <w:r>
-        <w:rPr>
-          <w:rFonts w:ascii="Times New Roman" w:hAnsi="Times New Roman" w:cs="Times New Roman"/>
-          <w:sz w:val="28"/>
-          <w:szCs w:val="28"/>
-        </w:rPr>
-        <w:t>Используя комплекс программ, разработанный в первом семестр</w:t>
-      </w:r>
-      <w:r>
-        <w:rPr>
-          <w:rFonts w:ascii="Times New Roman" w:hAnsi="Times New Roman" w:cs="Times New Roman"/>
-          <w:sz w:val="28"/>
-          <w:szCs w:val="28"/>
-        </w:rPr>
-        <w:t>е изучения дисциплины Системное</w:t>
+      <w:proofErr w:type="spellStart"/>
+      <w:r>
+        <w:rPr>
+          <w:rFonts w:ascii="Times New Roman" w:hAnsi="Times New Roman" w:cs="Times New Roman"/>
+          <w:sz w:val="28"/>
+          <w:szCs w:val="28"/>
+        </w:rPr>
+        <w:t>сериализовать</w:t>
+      </w:r>
+      <w:proofErr w:type="spellEnd"/>
+      <w:r>
+        <w:rPr>
+          <w:rFonts w:ascii="Times New Roman" w:hAnsi="Times New Roman" w:cs="Times New Roman"/>
+          <w:sz w:val="28"/>
+          <w:szCs w:val="28"/>
+        </w:rPr>
+        <w:t xml:space="preserve"> и</w:t>
+      </w:r>
+      <w:r>
+        <w:rPr>
+          <w:rFonts w:ascii="Times New Roman" w:hAnsi="Times New Roman" w:cs="Times New Roman"/>
+          <w:sz w:val="28"/>
+          <w:szCs w:val="28"/>
+        </w:rPr>
+        <w:t xml:space="preserve"> обеспечить выполнение программы посредством передачи </w:t>
+      </w:r>
+      <w:proofErr w:type="spellStart"/>
+      <w:r>
+        <w:rPr>
+          <w:rFonts w:ascii="Times New Roman" w:hAnsi="Times New Roman" w:cs="Times New Roman"/>
+          <w:sz w:val="28"/>
+          <w:szCs w:val="28"/>
+        </w:rPr>
+        <w:t>сериализован</w:t>
+      </w:r>
+      <w:r>
+        <w:rPr>
+          <w:rFonts w:ascii="Times New Roman" w:hAnsi="Times New Roman" w:cs="Times New Roman"/>
+          <w:sz w:val="28"/>
+          <w:szCs w:val="28"/>
+        </w:rPr>
+        <w:t>ного</w:t>
+      </w:r>
+      <w:proofErr w:type="spellEnd"/>
+      <w:r>
+        <w:rPr>
+          <w:rFonts w:ascii="Times New Roman" w:hAnsi="Times New Roman" w:cs="Times New Roman"/>
+          <w:sz w:val="28"/>
+          <w:szCs w:val="28"/>
+        </w:rPr>
+        <w:t xml:space="preserve"> представления существующей</w:t>
       </w:r>
       <w:r>
         <w:rPr>
@@ -611,122 +695,6 @@
           <w:sz w:val="28"/>
           <w:szCs w:val="28"/>
         </w:rPr>
-        <w:t>программное обеспечение, реализовать формирование модели програ</w:t>
-      </w:r>
-      <w:r>
-        <w:rPr>
-          <w:rFonts w:ascii="Times New Roman" w:hAnsi="Times New Roman" w:cs="Times New Roman"/>
-          <w:sz w:val="28"/>
-          <w:szCs w:val="28"/>
-        </w:rPr>
-        <w:t>ммы в терминах системы и модели</w:t>
-      </w:r>
-      <w:r>
-        <w:rPr>
-          <w:rFonts w:ascii="Times New Roman" w:hAnsi="Times New Roman" w:cs="Times New Roman"/>
-          <w:sz w:val="28"/>
-          <w:szCs w:val="28"/>
-        </w:rPr>
-        <w:t xml:space="preserve"> </w:t>
-      </w:r>
-      <w:r>
-        <w:rPr>
-          <w:rFonts w:ascii="Times New Roman" w:hAnsi="Times New Roman" w:cs="Times New Roman"/>
-          <w:sz w:val="28"/>
-          <w:szCs w:val="28"/>
-        </w:rPr>
-        <w:t>памяти команд виртуальной машины по вариан</w:t>
-      </w:r>
-      <w:r>
-        <w:rPr>
-          <w:rFonts w:ascii="Times New Roman" w:hAnsi="Times New Roman" w:cs="Times New Roman"/>
-          <w:sz w:val="28"/>
-          <w:szCs w:val="28"/>
-        </w:rPr>
-        <w:t>ту. Полученную модель программы</w:t>
-      </w:r>
-      <w:r>
-        <w:rPr>
-          <w:rFonts w:ascii="Times New Roman" w:hAnsi="Times New Roman" w:cs="Times New Roman"/>
-          <w:sz w:val="28"/>
-          <w:szCs w:val="28"/>
-        </w:rPr>
-        <w:t xml:space="preserve"> </w:t>
-      </w:r>
-      <w:proofErr w:type="spellStart"/>
-      <w:r>
-        <w:rPr>
-          <w:rFonts w:ascii="Times New Roman" w:hAnsi="Times New Roman" w:cs="Times New Roman"/>
-          <w:sz w:val="28"/>
-          <w:szCs w:val="28"/>
-        </w:rPr>
-        <w:t>сериализовать</w:t>
-      </w:r>
-      <w:proofErr w:type="spellEnd"/>
-      <w:r>
-        <w:rPr>
-          <w:rFonts w:ascii="Times New Roman" w:hAnsi="Times New Roman" w:cs="Times New Roman"/>
-          <w:sz w:val="28"/>
-          <w:szCs w:val="28"/>
-        </w:rPr>
-        <w:t xml:space="preserve"> и</w:t>
-      </w:r>
-      <w:r>
-        <w:rPr>
-          <w:rFonts w:ascii="Times New Roman" w:hAnsi="Times New Roman" w:cs="Times New Roman"/>
-          <w:sz w:val="28"/>
-          <w:szCs w:val="28"/>
-        </w:rPr>
-        <w:t xml:space="preserve"> </w:t>
-      </w:r>
-      <w:r>
-        <w:rPr>
-          <w:rFonts w:ascii="Times New Roman" w:hAnsi="Times New Roman" w:cs="Times New Roman"/>
-          <w:sz w:val="28"/>
-          <w:szCs w:val="28"/>
-        </w:rPr>
-        <w:t xml:space="preserve">обеспечить выполнение программы посредством передачи </w:t>
-      </w:r>
-      <w:proofErr w:type="spellStart"/>
-      <w:r>
-        <w:rPr>
-          <w:rFonts w:ascii="Times New Roman" w:hAnsi="Times New Roman" w:cs="Times New Roman"/>
-          <w:sz w:val="28"/>
-          <w:szCs w:val="28"/>
-        </w:rPr>
-        <w:t>сериализован</w:t>
-      </w:r>
-      <w:r>
-        <w:rPr>
-          <w:rFonts w:ascii="Times New Roman" w:hAnsi="Times New Roman" w:cs="Times New Roman"/>
-          <w:sz w:val="28"/>
-          <w:szCs w:val="28"/>
-        </w:rPr>
-        <w:t>ного</w:t>
-      </w:r>
-      <w:proofErr w:type="spellEnd"/>
-      <w:r>
-        <w:rPr>
-          <w:rFonts w:ascii="Times New Roman" w:hAnsi="Times New Roman" w:cs="Times New Roman"/>
-          <w:sz w:val="28"/>
-          <w:szCs w:val="28"/>
-        </w:rPr>
-        <w:t xml:space="preserve"> представления существующей</w:t>
-      </w:r>
-      <w:r>
-        <w:rPr>
-          <w:rFonts w:ascii="Times New Roman" w:hAnsi="Times New Roman" w:cs="Times New Roman"/>
-          <w:sz w:val="28"/>
-          <w:szCs w:val="28"/>
-        </w:rPr>
-        <w:t xml:space="preserve"> </w:t>
-      </w:r>
-      <w:r>
-        <w:rPr>
-          <w:rFonts w:ascii="Times New Roman" w:hAnsi="Times New Roman" w:cs="Times New Roman"/>
-          <w:sz w:val="28"/>
-          <w:szCs w:val="28"/>
-        </w:rPr>
         <w:t>реализации виртуальной</w:t>
       </w:r>
       <w:r>
@@ -735,15 +703,7 @@
           <w:sz w:val="28"/>
           <w:szCs w:val="28"/>
         </w:rPr>
-        <w:t xml:space="preserve"> </w:t>
-      </w:r>
-      <w:r>
-        <w:rPr>
-          <w:rFonts w:ascii="Times New Roman" w:hAnsi="Times New Roman" w:cs="Times New Roman"/>
-          <w:sz w:val="28"/>
-          <w:szCs w:val="28"/>
-        </w:rPr>
-        <w:t>машины.</w:t>
+        <w:t xml:space="preserve"> машины.</w:t>
       </w:r>
     </w:p>
     <w:p>
@@ -1054,16 +1014,7 @@
           <w:szCs w:val="28"/>
           <w:lang w:eastAsia="ru-RU"/>
         </w:rPr>
-        <w:t xml:space="preserve"> </w:t>
-      </w:r>
-      <w:r>
-        <w:rPr>
-          <w:rFonts w:ascii="Times New Roman" w:eastAsia="Times New Roman" w:hAnsi="Times New Roman" w:cs="Times New Roman"/>
-          <w:sz w:val="28"/>
-          <w:szCs w:val="28"/>
-          <w:lang w:eastAsia="ru-RU"/>
-        </w:rPr>
-        <w:t>в п.2.1, в которой полученная в</w:t>
+        <w:t xml:space="preserve"> в п.2.1, в которой полученная в</w:t>
       </w:r>
     </w:p>
     <w:p>
@@ -1405,8 +1356,6 @@
         </w:rPr>
         <w:t>программную систему и соответствующие правки в отчёт.</w:t>
       </w:r>
-      <w:bookmarkStart w:id="0" w:name="_GoBack"/>
-      <w:bookmarkEnd w:id="0"/>
     </w:p>
     <w:p>
       <w:pPr>
@@ -1428,16 +1377,6 @@
         </w:rPr>
         <w:t>Результат работы:</w:t>
       </w:r>
-      <w:r>
-        <w:rPr>
-          <w:rFonts w:ascii="Times New Roman" w:eastAsia="Times New Roman" w:hAnsi="Times New Roman" w:cs="Times New Roman"/>
-          <w:b/>
-          <w:sz w:val="28"/>
-          <w:szCs w:val="28"/>
-          <w:lang w:eastAsia="ru-RU"/>
-        </w:rPr>
-        <w:t xml:space="preserve"> </w:t>
-      </w:r>
     </w:p>
     <w:p>
       <w:pPr>
@@ -1450,6 +1389,161 @@
           <w:szCs w:val="28"/>
         </w:rPr>
       </w:pPr>
+      <w:r>
+        <w:rPr>
+          <w:rFonts w:ascii="Times New Roman" w:hAnsi="Times New Roman" w:cs="Times New Roman"/>
+          <w:sz w:val="28"/>
+          <w:szCs w:val="28"/>
+        </w:rPr>
+        <w:t>Разработана программа на языке MyLang для виртуальной вычислительной машины (ВМ). Выполнена компиляция исходн</w:t>
+      </w:r>
+      <w:r>
+        <w:rPr>
+          <w:rFonts w:ascii="Times New Roman" w:hAnsi="Times New Roman" w:cs="Times New Roman"/>
+          <w:sz w:val="28"/>
+          <w:szCs w:val="28"/>
+        </w:rPr>
+        <w:t xml:space="preserve">ого кода </w:t>
+      </w:r>
+      <w:proofErr w:type="spellStart"/>
+      <w:r>
+        <w:rPr>
+          <w:rFonts w:ascii="Times New Roman" w:hAnsi="Times New Roman" w:cs="Times New Roman"/>
+          <w:sz w:val="28"/>
+          <w:szCs w:val="28"/>
+        </w:rPr>
+        <w:t>MyLang</w:t>
+      </w:r>
+      <w:proofErr w:type="spellEnd"/>
+      <w:r>
+        <w:rPr>
+          <w:rFonts w:ascii="Times New Roman" w:hAnsi="Times New Roman" w:cs="Times New Roman"/>
+          <w:sz w:val="28"/>
+          <w:szCs w:val="28"/>
+        </w:rPr>
+        <w:t xml:space="preserve"> в JVM </w:t>
+      </w:r>
+      <w:proofErr w:type="spellStart"/>
+      <w:r>
+        <w:rPr>
+          <w:rFonts w:ascii="Times New Roman" w:hAnsi="Times New Roman" w:cs="Times New Roman"/>
+          <w:sz w:val="28"/>
+          <w:szCs w:val="28"/>
+        </w:rPr>
+        <w:t>bytecode</w:t>
+      </w:r>
+      <w:proofErr w:type="spellEnd"/>
+      <w:r>
+        <w:rPr>
+          <w:rFonts w:ascii="Times New Roman" w:hAnsi="Times New Roman" w:cs="Times New Roman"/>
+          <w:sz w:val="28"/>
+          <w:szCs w:val="28"/>
+        </w:rPr>
+        <w:t xml:space="preserve">. </w:t>
+      </w:r>
+      <w:r>
+        <w:rPr>
+          <w:rFonts w:ascii="Times New Roman" w:hAnsi="Times New Roman" w:cs="Times New Roman"/>
+          <w:sz w:val="28"/>
+          <w:szCs w:val="28"/>
+        </w:rPr>
+        <w:t>Разработана демонстрационная программа: консольный ввод-вывод (getchar, putchar, printf, puts), работа со строками, генерация случайных чисел (srand/rand), базовая арифметика и рабо</w:t>
+      </w:r>
+      <w:r>
+        <w:rPr>
+          <w:rFonts w:ascii="Times New Roman" w:hAnsi="Times New Roman" w:cs="Times New Roman"/>
+          <w:sz w:val="28"/>
+          <w:szCs w:val="28"/>
+        </w:rPr>
+        <w:t xml:space="preserve">та с файлами через </w:t>
+      </w:r>
+      <w:proofErr w:type="spellStart"/>
+      <w:r>
+        <w:rPr>
+          <w:rFonts w:ascii="Times New Roman" w:hAnsi="Times New Roman" w:cs="Times New Roman"/>
+          <w:sz w:val="28"/>
+          <w:szCs w:val="28"/>
+        </w:rPr>
+        <w:t>fopen</w:t>
+      </w:r>
+      <w:proofErr w:type="spellEnd"/>
+      <w:r>
+        <w:rPr>
+          <w:rFonts w:ascii="Times New Roman" w:hAnsi="Times New Roman" w:cs="Times New Roman"/>
+          <w:sz w:val="28"/>
+          <w:szCs w:val="28"/>
+        </w:rPr>
+        <w:t>/</w:t>
+      </w:r>
+      <w:proofErr w:type="spellStart"/>
+      <w:r>
+        <w:rPr>
+          <w:rFonts w:ascii="Times New Roman" w:hAnsi="Times New Roman" w:cs="Times New Roman"/>
+          <w:sz w:val="28"/>
+          <w:szCs w:val="28"/>
+        </w:rPr>
+        <w:t>fgetc</w:t>
+      </w:r>
+      <w:proofErr w:type="spellEnd"/>
+      <w:r>
+        <w:rPr>
+          <w:rFonts w:ascii="Times New Roman" w:hAnsi="Times New Roman" w:cs="Times New Roman"/>
+          <w:sz w:val="28"/>
+          <w:szCs w:val="28"/>
+        </w:rPr>
+        <w:t xml:space="preserve">. Сделаны порты одноименных функций </w:t>
+      </w:r>
+      <w:r>
+        <w:rPr>
+          <w:rFonts w:ascii="Times New Roman" w:hAnsi="Times New Roman" w:cs="Times New Roman"/>
+          <w:sz w:val="28"/>
+          <w:szCs w:val="28"/>
+          <w:lang w:val="en-US"/>
+        </w:rPr>
+        <w:t>CRT</w:t>
+      </w:r>
+      <w:r>
+        <w:rPr>
+          <w:rFonts w:ascii="Times New Roman" w:hAnsi="Times New Roman" w:cs="Times New Roman"/>
+          <w:sz w:val="28"/>
+          <w:szCs w:val="28"/>
+        </w:rPr>
+        <w:t xml:space="preserve"> на </w:t>
+      </w:r>
+      <w:r>
+        <w:rPr>
+          <w:rFonts w:ascii="Times New Roman" w:hAnsi="Times New Roman" w:cs="Times New Roman"/>
+          <w:sz w:val="28"/>
+          <w:szCs w:val="28"/>
+          <w:lang w:val="en-US"/>
+        </w:rPr>
+        <w:t>JVM</w:t>
+      </w:r>
+      <w:r>
+        <w:rPr>
+          <w:rFonts w:ascii="Times New Roman" w:hAnsi="Times New Roman" w:cs="Times New Roman"/>
+          <w:sz w:val="28"/>
+          <w:szCs w:val="28"/>
+        </w:rPr>
+        <w:t xml:space="preserve"> через реализацию на </w:t>
+      </w:r>
+      <w:r>
+        <w:rPr>
+          <w:rFonts w:ascii="Times New Roman" w:hAnsi="Times New Roman" w:cs="Times New Roman"/>
+          <w:sz w:val="28"/>
+          <w:szCs w:val="28"/>
+          <w:lang w:val="en-US"/>
+        </w:rPr>
+        <w:t>Java</w:t>
+      </w:r>
+      <w:r>
+        <w:rPr>
+          <w:rFonts w:ascii="Times New Roman" w:hAnsi="Times New Roman" w:cs="Times New Roman"/>
+          <w:sz w:val="28"/>
+          <w:szCs w:val="28"/>
+        </w:rPr>
+        <w:t>.</w:t>
+      </w:r>
     </w:p>
     <w:p>
       <w:pPr>
@@ -1462,134 +1556,72 @@
           <w:szCs w:val="28"/>
         </w:rPr>
       </w:pPr>
-    </w:p>
-    <w:p>
-      <w:pPr>
-        <w:shd w:val="clear" w:color="auto" w:fill="FFFFFF"/>
-        <w:spacing w:after="0" w:line="276" w:lineRule="auto"/>
-        <w:jc w:val="both"/>
-        <w:rPr>
-          <w:rFonts w:ascii="Times New Roman" w:hAnsi="Times New Roman" w:cs="Times New Roman"/>
-          <w:sz w:val="28"/>
-          <w:szCs w:val="28"/>
-        </w:rPr>
-      </w:pPr>
-    </w:p>
-    <w:p>
-      <w:pPr>
-        <w:shd w:val="clear" w:color="auto" w:fill="FFFFFF"/>
-        <w:spacing w:after="0" w:line="276" w:lineRule="auto"/>
-        <w:jc w:val="both"/>
-        <w:rPr>
-          <w:rFonts w:ascii="Times New Roman" w:eastAsia="Times New Roman" w:hAnsi="Times New Roman" w:cs="Times New Roman"/>
+      <w:r>
+        <w:rPr>
+          <w:rFonts w:ascii="Times New Roman" w:hAnsi="Times New Roman" w:cs="Times New Roman"/>
           <w:b/>
           <w:sz w:val="28"/>
           <w:szCs w:val="28"/>
-          <w:lang w:eastAsia="ru-RU"/>
-        </w:rPr>
-      </w:pPr>
-    </w:p>
-    <w:p>
-      <w:pPr>
-        <w:shd w:val="clear" w:color="auto" w:fill="FFFFFF"/>
-        <w:spacing w:after="0" w:line="276" w:lineRule="auto"/>
-        <w:jc w:val="both"/>
-        <w:rPr>
-          <w:rFonts w:ascii="Times New Roman" w:hAnsi="Times New Roman" w:cs="Times New Roman"/>
-          <w:sz w:val="28"/>
-          <w:szCs w:val="28"/>
-        </w:rPr>
-      </w:pPr>
-      <w:r>
-        <w:rPr>
-          <w:rFonts w:ascii="Times New Roman" w:hAnsi="Times New Roman" w:cs="Times New Roman"/>
-          <w:b/>
-          <w:sz w:val="28"/>
-          <w:szCs w:val="28"/>
         </w:rPr>
         <w:t>Вывод:</w:t>
       </w:r>
       <w:r>
-        <w:rPr>
-          <w:rFonts w:ascii="Times New Roman" w:hAnsi="Times New Roman" w:cs="Times New Roman"/>
-          <w:sz w:val="28"/>
-          <w:szCs w:val="28"/>
-        </w:rPr>
         <w:t xml:space="preserve"> </w:t>
       </w:r>
-    </w:p>
-    <w:p>
-      <w:pPr>
-        <w:shd w:val="clear" w:color="auto" w:fill="FFFFFF"/>
-        <w:spacing w:after="0" w:line="276" w:lineRule="auto"/>
-        <w:jc w:val="both"/>
-        <w:rPr>
-          <w:rFonts w:ascii="Times New Roman" w:hAnsi="Times New Roman" w:cs="Times New Roman"/>
-          <w:sz w:val="28"/>
-          <w:szCs w:val="28"/>
-        </w:rPr>
-      </w:pPr>
-    </w:p>
-    <w:p>
-      <w:pPr>
-        <w:shd w:val="clear" w:color="auto" w:fill="FFFFFF"/>
-        <w:spacing w:after="0" w:line="276" w:lineRule="auto"/>
-        <w:jc w:val="both"/>
-        <w:rPr>
-          <w:rFonts w:ascii="Times New Roman" w:hAnsi="Times New Roman" w:cs="Times New Roman"/>
-          <w:sz w:val="28"/>
-          <w:szCs w:val="28"/>
-        </w:rPr>
-      </w:pPr>
-    </w:p>
-    <w:p>
-      <w:pPr>
-        <w:shd w:val="clear" w:color="auto" w:fill="FFFFFF"/>
-        <w:spacing w:after="0" w:line="276" w:lineRule="auto"/>
-        <w:jc w:val="both"/>
-        <w:rPr>
-          <w:rFonts w:ascii="Times New Roman" w:hAnsi="Times New Roman" w:cs="Times New Roman"/>
-          <w:sz w:val="28"/>
-          <w:szCs w:val="28"/>
-        </w:rPr>
-      </w:pPr>
-    </w:p>
-    <w:p>
-      <w:pPr>
-        <w:shd w:val="clear" w:color="auto" w:fill="FFFFFF"/>
-        <w:spacing w:after="0" w:line="276" w:lineRule="auto"/>
-        <w:jc w:val="both"/>
-        <w:rPr>
-          <w:rFonts w:ascii="Times New Roman" w:hAnsi="Times New Roman" w:cs="Times New Roman"/>
-          <w:sz w:val="28"/>
-          <w:szCs w:val="28"/>
-        </w:rPr>
-      </w:pPr>
-    </w:p>
-    <w:p>
-      <w:pPr>
-        <w:shd w:val="clear" w:color="auto" w:fill="FFFFFF"/>
-        <w:spacing w:after="0" w:line="276" w:lineRule="auto"/>
-        <w:jc w:val="both"/>
-        <w:rPr>
-          <w:rFonts w:ascii="Times New Roman" w:hAnsi="Times New Roman" w:cs="Times New Roman"/>
-          <w:sz w:val="28"/>
-          <w:szCs w:val="28"/>
-        </w:rPr>
-      </w:pPr>
-    </w:p>
-    <w:p>
-      <w:pPr>
-        <w:shd w:val="clear" w:color="auto" w:fill="FFFFFF"/>
-        <w:spacing w:after="0" w:line="276" w:lineRule="auto"/>
-        <w:jc w:val="both"/>
-        <w:rPr>
-          <w:rFonts w:ascii="Times New Roman" w:eastAsia="Times New Roman" w:hAnsi="Times New Roman" w:cs="Times New Roman"/>
-          <w:sz w:val="28"/>
-          <w:szCs w:val="28"/>
-          <w:lang w:eastAsia="ru-RU"/>
-        </w:rPr>
-      </w:pPr>
+      <w:proofErr w:type="gramStart"/>
+      <w:r>
+        <w:rPr>
+          <w:rFonts w:ascii="Times New Roman" w:hAnsi="Times New Roman" w:cs="Times New Roman"/>
+          <w:sz w:val="28"/>
+          <w:szCs w:val="28"/>
+        </w:rPr>
+        <w:t>В</w:t>
+      </w:r>
+      <w:proofErr w:type="gramEnd"/>
+      <w:r>
+        <w:rPr>
+          <w:rFonts w:ascii="Times New Roman" w:hAnsi="Times New Roman" w:cs="Times New Roman"/>
+          <w:sz w:val="28"/>
+          <w:szCs w:val="28"/>
+        </w:rPr>
+        <w:t xml:space="preserve"> ходе работы разработана компиляция языка </w:t>
+      </w:r>
+      <w:proofErr w:type="spellStart"/>
+      <w:r>
+        <w:rPr>
+          <w:rFonts w:ascii="Times New Roman" w:hAnsi="Times New Roman" w:cs="Times New Roman"/>
+          <w:sz w:val="28"/>
+          <w:szCs w:val="28"/>
+        </w:rPr>
+        <w:t>MyLang</w:t>
+      </w:r>
+      <w:proofErr w:type="spellEnd"/>
+      <w:r>
+        <w:rPr>
+          <w:rFonts w:ascii="Times New Roman" w:hAnsi="Times New Roman" w:cs="Times New Roman"/>
+          <w:sz w:val="28"/>
+          <w:szCs w:val="28"/>
+        </w:rPr>
+        <w:t xml:space="preserve"> для ВМ. </w:t>
+      </w:r>
+      <w:r>
+        <w:rPr>
+          <w:rFonts w:ascii="Times New Roman" w:hAnsi="Times New Roman" w:cs="Times New Roman"/>
+          <w:sz w:val="28"/>
+          <w:szCs w:val="28"/>
+        </w:rPr>
+        <w:t>Теперь компилятором п</w:t>
+      </w:r>
+      <w:r>
+        <w:rPr>
+          <w:rFonts w:ascii="Times New Roman" w:hAnsi="Times New Roman" w:cs="Times New Roman"/>
+          <w:sz w:val="28"/>
+          <w:szCs w:val="28"/>
+        </w:rPr>
+        <w:t>оддерживаются два целевых представления: JVM bytecode (кроссплатформенность) и NASM x86-64 (нативная скорость). Демонстрационная программа подтверждает корректную работу ввода-вывода, строковых операций и генерации случайных чисел.</w:t>
+      </w:r>
+      <w:bookmarkStart w:id="0" w:name="_GoBack"/>
+      <w:bookmarkEnd w:id="0"/>
     </w:p>
     <w:sectPr>
       <w:pgSz w:w="11906" w:h="16838"/>
@@ -6567,7 +6599,7 @@
 </file>
 
 <file path=customXml/itemProps1.xml><?xml version="1.0" encoding="utf-8"?>
-<ds:datastoreItem xmlns:ds="http://schemas.openxmlformats.org/officeDocument/2006/customXml" ds:itemID="{772787F9-466D-4C74-A373-B719D2D240A3}">
+<ds:datastoreItem xmlns:ds="http://schemas.openxmlformats.org/officeDocument/2006/customXml" ds:itemID="{3691A6CD-D3FE-4565-9E03-55283461D8FF}">
   <ds:schemaRefs>
     <ds:schemaRef ds:uri="http://schemas.openxmlformats.org/officeDocument/2006/bibliography"/>
   </ds:schemaRefs>
